--- a/wwwroot/DocxModel/Checklist.docx
+++ b/wwwroot/DocxModel/Checklist.docx
@@ -4,8 +4,9 @@
   <w:body>
     <w:tbl>
       <w:tblPr>
-        <w:tblpPr w:leftFromText="180" w:rightFromText="180" w:vertAnchor="text" w:horzAnchor="margin" w:tblpY="122"/>
+        <w:tblpPr w:leftFromText="180" w:rightFromText="180" w:vertAnchor="text" w:horzAnchor="margin" w:tblpXSpec="center" w:tblpY="122"/>
         <w:tblW w:w="15451" w:type="dxa"/>
+        <w:jc w:val="center"/>
         <w:tblLayout w:type="fixed"/>
         <w:tblLook w:val="04A0" w:firstRow="1" w:lastRow="0" w:firstColumn="1" w:lastColumn="0" w:noHBand="0" w:noVBand="1"/>
       </w:tblPr>
@@ -14,11 +15,13 @@
         <w:gridCol w:w="680"/>
         <w:gridCol w:w="3090"/>
         <w:gridCol w:w="3090"/>
-        <w:gridCol w:w="6181"/>
+        <w:gridCol w:w="2779"/>
+        <w:gridCol w:w="3402"/>
       </w:tblGrid>
       <w:tr>
         <w:trPr>
           <w:trHeight w:val="171"/>
+          <w:jc w:val="center"/>
         </w:trPr>
         <w:tc>
           <w:tcPr>
@@ -56,7 +59,7 @@
         <w:tc>
           <w:tcPr>
             <w:tcW w:w="13041" w:type="dxa"/>
-            <w:gridSpan w:val="4"/>
+            <w:gridSpan w:val="5"/>
           </w:tcPr>
           <w:p>
             <w:pPr>
@@ -75,11 +78,12 @@
       <w:tr>
         <w:trPr>
           <w:trHeight w:val="191"/>
+          <w:jc w:val="center"/>
         </w:trPr>
         <w:tc>
           <w:tcPr>
             <w:tcW w:w="15451" w:type="dxa"/>
-            <w:gridSpan w:val="5"/>
+            <w:gridSpan w:val="6"/>
             <w:shd w:val="thinDiagCross" w:color="D9D9D9" w:themeColor="background1" w:themeShade="D9" w:fill="FFFFFF" w:themeFill="background1"/>
           </w:tcPr>
           <w:p>
@@ -98,11 +102,12 @@
       <w:tr>
         <w:trPr>
           <w:trHeight w:val="191"/>
+          <w:jc w:val="center"/>
         </w:trPr>
         <w:tc>
           <w:tcPr>
             <w:tcW w:w="15451" w:type="dxa"/>
-            <w:gridSpan w:val="5"/>
+            <w:gridSpan w:val="6"/>
           </w:tcPr>
           <w:p>
             <w:pPr>
@@ -129,11 +134,12 @@
       <w:tr>
         <w:trPr>
           <w:trHeight w:val="128"/>
+          <w:jc w:val="center"/>
         </w:trPr>
         <w:tc>
           <w:tcPr>
             <w:tcW w:w="15451" w:type="dxa"/>
-            <w:gridSpan w:val="5"/>
+            <w:gridSpan w:val="6"/>
           </w:tcPr>
           <w:p>
             <w:pPr>
@@ -153,6 +159,7 @@
       <w:tr>
         <w:trPr>
           <w:trHeight w:val="113"/>
+          <w:jc w:val="center"/>
         </w:trPr>
         <w:tc>
           <w:tcPr>
@@ -232,11 +239,12 @@
         </w:tc>
         <w:tc>
           <w:tcPr>
-            <w:tcW w:w="6181" w:type="dxa"/>
+            <w:tcW w:w="2779" w:type="dxa"/>
           </w:tcPr>
           <w:p>
             <w:pPr>
               <w:spacing w:after="0" w:line="240" w:lineRule="auto"/>
+              <w:jc w:val="right"/>
               <w:rPr>
                 <w:rFonts w:ascii="Arial" w:eastAsia="黑体" w:hAnsi="Arial" w:cs="Arial"/>
                 <w:color w:val="538135" w:themeColor="accent6" w:themeShade="BF"/>
@@ -246,24 +254,72 @@
             </w:pPr>
             <w:r>
               <w:rPr>
+                <w:rFonts w:ascii="Arial" w:eastAsia="黑体" w:hAnsi="Arial" w:cs="Arial"/>
+                <w:color w:val="538135" w:themeColor="accent6" w:themeShade="BF"/>
+                <w:sz w:val="20"/>
+                <w:szCs w:val="20"/>
+              </w:rPr>
+              <w:t>Barcode</w:t>
+            </w:r>
+            <w:r>
+              <w:rPr>
                 <w:rFonts w:ascii="Arial" w:eastAsia="黑体" w:hAnsi="Arial" w:cs="Arial" w:hint="eastAsia"/>
                 <w:color w:val="538135" w:themeColor="accent6" w:themeShade="BF"/>
                 <w:sz w:val="20"/>
                 <w:szCs w:val="20"/>
               </w:rPr>
-              <w:t>Remark:</w:t>
+              <w:t>:</w:t>
             </w:r>
+          </w:p>
+        </w:tc>
+        <w:tc>
+          <w:tcPr>
+            <w:tcW w:w="3402" w:type="dxa"/>
+            <w:vMerge w:val="restart"/>
+            <w:vAlign w:val="center"/>
+          </w:tcPr>
+          <w:p>
+            <w:pPr>
+              <w:spacing w:after="0" w:line="240" w:lineRule="auto"/>
+              <w:jc w:val="center"/>
+              <w:rPr>
+                <w:rFonts w:ascii="Arial" w:eastAsia="黑体" w:hAnsi="Arial" w:cs="Arial"/>
+                <w:color w:val="538135" w:themeColor="accent6" w:themeShade="BF"/>
+                <w:sz w:val="20"/>
+                <w:szCs w:val="20"/>
+              </w:rPr>
+            </w:pPr>
           </w:p>
         </w:tc>
       </w:tr>
       <w:tr>
         <w:trPr>
           <w:trHeight w:val="113"/>
+          <w:jc w:val="center"/>
         </w:trPr>
         <w:tc>
           <w:tcPr>
-            <w:tcW w:w="15451" w:type="dxa"/>
+            <w:tcW w:w="12049" w:type="dxa"/>
             <w:gridSpan w:val="5"/>
+          </w:tcPr>
+          <w:p>
+            <w:pPr>
+              <w:spacing w:after="0" w:line="240" w:lineRule="auto"/>
+              <w:rPr>
+                <w:rFonts w:ascii="等线" w:hAnsi="等线" w:cs="Arial" w:hint="eastAsia"/>
+                <w:b/>
+                <w:bCs/>
+                <w:sz w:val="10"/>
+                <w:szCs w:val="10"/>
+                <w:u w:val="single"/>
+              </w:rPr>
+            </w:pPr>
+          </w:p>
+        </w:tc>
+        <w:tc>
+          <w:tcPr>
+            <w:tcW w:w="3402" w:type="dxa"/>
+            <w:vMerge/>
           </w:tcPr>
           <w:p>
             <w:pPr>
@@ -283,10 +339,11 @@
       <w:tr>
         <w:trPr>
           <w:trHeight w:val="191"/>
+          <w:jc w:val="center"/>
         </w:trPr>
         <w:tc>
           <w:tcPr>
-            <w:tcW w:w="15451" w:type="dxa"/>
+            <w:tcW w:w="12049" w:type="dxa"/>
             <w:gridSpan w:val="5"/>
           </w:tcPr>
           <w:p>
@@ -309,15 +366,48 @@
             </w:r>
           </w:p>
         </w:tc>
+        <w:tc>
+          <w:tcPr>
+            <w:tcW w:w="3402" w:type="dxa"/>
+            <w:vMerge/>
+          </w:tcPr>
+          <w:p>
+            <w:pPr>
+              <w:spacing w:after="0" w:line="240" w:lineRule="auto"/>
+              <w:rPr>
+                <w:sz w:val="18"/>
+                <w:szCs w:val="18"/>
+                <w:u w:val="single"/>
+              </w:rPr>
+            </w:pPr>
+          </w:p>
+        </w:tc>
       </w:tr>
       <w:tr>
         <w:trPr>
           <w:trHeight w:val="191"/>
+          <w:jc w:val="center"/>
         </w:trPr>
         <w:tc>
           <w:tcPr>
-            <w:tcW w:w="15451" w:type="dxa"/>
+            <w:tcW w:w="12049" w:type="dxa"/>
             <w:gridSpan w:val="5"/>
+          </w:tcPr>
+          <w:p>
+            <w:pPr>
+              <w:spacing w:after="0" w:line="240" w:lineRule="auto"/>
+              <w:rPr>
+                <w:rFonts w:ascii="Arial" w:eastAsia="黑体" w:hAnsi="Arial" w:cs="Arial"/>
+                <w:sz w:val="13"/>
+                <w:szCs w:val="13"/>
+              </w:rPr>
+            </w:pPr>
+          </w:p>
+        </w:tc>
+        <w:tc>
+          <w:tcPr>
+            <w:tcW w:w="3402" w:type="dxa"/>
+            <w:vMerge/>
           </w:tcPr>
           <w:p>
             <w:pPr>
@@ -334,6 +424,7 @@
       <w:tr>
         <w:trPr>
           <w:trHeight w:val="191"/>
+          <w:jc w:val="center"/>
         </w:trPr>
         <w:tc>
           <w:tcPr>
@@ -362,8 +453,24 @@
         </w:tc>
         <w:tc>
           <w:tcPr>
-            <w:tcW w:w="13041" w:type="dxa"/>
+            <w:tcW w:w="9639" w:type="dxa"/>
             <w:gridSpan w:val="4"/>
+          </w:tcPr>
+          <w:p>
+            <w:pPr>
+              <w:spacing w:after="0" w:line="240" w:lineRule="auto"/>
+              <w:rPr>
+                <w:rFonts w:ascii="Arial" w:eastAsia="黑体" w:hAnsi="Arial" w:cs="Arial"/>
+                <w:sz w:val="20"/>
+                <w:szCs w:val="20"/>
+              </w:rPr>
+            </w:pPr>
+          </w:p>
+        </w:tc>
+        <w:tc>
+          <w:tcPr>
+            <w:tcW w:w="3402" w:type="dxa"/>
+            <w:vMerge w:val="restart"/>
           </w:tcPr>
           <w:p>
             <w:pPr>
@@ -381,6 +488,7 @@
       <w:tr>
         <w:trPr>
           <w:trHeight w:val="138"/>
+          <w:jc w:val="center"/>
         </w:trPr>
         <w:tc>
           <w:tcPr>
@@ -400,8 +508,24 @@
         </w:tc>
         <w:tc>
           <w:tcPr>
-            <w:tcW w:w="13041" w:type="dxa"/>
+            <w:tcW w:w="9639" w:type="dxa"/>
             <w:gridSpan w:val="4"/>
+          </w:tcPr>
+          <w:p>
+            <w:pPr>
+              <w:spacing w:after="0" w:line="240" w:lineRule="auto"/>
+              <w:rPr>
+                <w:rFonts w:ascii="Arial" w:eastAsia="黑体" w:hAnsi="Arial" w:cs="Arial"/>
+                <w:sz w:val="20"/>
+                <w:szCs w:val="20"/>
+              </w:rPr>
+            </w:pPr>
+          </w:p>
+        </w:tc>
+        <w:tc>
+          <w:tcPr>
+            <w:tcW w:w="3402" w:type="dxa"/>
+            <w:vMerge/>
           </w:tcPr>
           <w:p>
             <w:pPr>
@@ -433,8 +557,8 @@
     </w:p>
     <w:tbl>
       <w:tblPr>
-        <w:tblpPr w:leftFromText="180" w:rightFromText="180" w:vertAnchor="text" w:horzAnchor="margin" w:tblpY="36"/>
-        <w:tblW w:w="15451" w:type="dxa"/>
+        <w:tblpPr w:leftFromText="180" w:rightFromText="180" w:vertAnchor="text" w:horzAnchor="margin" w:tblpX="-15" w:tblpY="36"/>
+        <w:tblW w:w="15466" w:type="dxa"/>
         <w:tblBorders>
           <w:top w:val="single" w:sz="4" w:space="0" w:color="auto"/>
           <w:left w:val="single" w:sz="4" w:space="0" w:color="auto"/>
@@ -447,13 +571,13 @@
         <w:tblLook w:val="04A0" w:firstRow="1" w:lastRow="0" w:firstColumn="1" w:lastColumn="0" w:noHBand="0" w:noVBand="1"/>
       </w:tblPr>
       <w:tblGrid>
-        <w:gridCol w:w="851"/>
-        <w:gridCol w:w="2977"/>
-        <w:gridCol w:w="2793"/>
-        <w:gridCol w:w="3302"/>
+        <w:gridCol w:w="846"/>
+        <w:gridCol w:w="2551"/>
+        <w:gridCol w:w="1560"/>
+        <w:gridCol w:w="4981"/>
         <w:gridCol w:w="1113"/>
-        <w:gridCol w:w="2709"/>
-        <w:gridCol w:w="1706"/>
+        <w:gridCol w:w="2836"/>
+        <w:gridCol w:w="1579"/>
       </w:tblGrid>
       <w:tr>
         <w:trPr>
@@ -461,7 +585,7 @@
         </w:trPr>
         <w:tc>
           <w:tcPr>
-            <w:tcW w:w="851" w:type="dxa"/>
+            <w:tcW w:w="846" w:type="dxa"/>
             <w:vAlign w:val="center"/>
           </w:tcPr>
           <w:p>
@@ -482,7 +606,7 @@
         </w:tc>
         <w:tc>
           <w:tcPr>
-            <w:tcW w:w="2977" w:type="dxa"/>
+            <w:tcW w:w="2551" w:type="dxa"/>
             <w:vAlign w:val="center"/>
           </w:tcPr>
           <w:p>
@@ -503,7 +627,7 @@
         </w:tc>
         <w:tc>
           <w:tcPr>
-            <w:tcW w:w="2793" w:type="dxa"/>
+            <w:tcW w:w="1560" w:type="dxa"/>
             <w:vAlign w:val="center"/>
           </w:tcPr>
           <w:p>
@@ -524,7 +648,7 @@
         </w:tc>
         <w:tc>
           <w:tcPr>
-            <w:tcW w:w="3302" w:type="dxa"/>
+            <w:tcW w:w="4981" w:type="dxa"/>
             <w:vAlign w:val="center"/>
           </w:tcPr>
           <w:p>
@@ -566,7 +690,7 @@
         </w:tc>
         <w:tc>
           <w:tcPr>
-            <w:tcW w:w="2709" w:type="dxa"/>
+            <w:tcW w:w="2836" w:type="dxa"/>
             <w:vAlign w:val="center"/>
           </w:tcPr>
           <w:p>
@@ -587,7 +711,7 @@
         </w:tc>
         <w:tc>
           <w:tcPr>
-            <w:tcW w:w="1706" w:type="dxa"/>
+            <w:tcW w:w="1579" w:type="dxa"/>
             <w:vAlign w:val="center"/>
           </w:tcPr>
           <w:p>
@@ -595,7 +719,7 @@
               <w:spacing w:after="0" w:line="240" w:lineRule="auto"/>
               <w:jc w:val="center"/>
               <w:rPr>
-                <w:rFonts w:ascii="Arial" w:hAnsi="Arial" w:cs="Arial" w:hint="eastAsia"/>
+                <w:rFonts w:ascii="Arial" w:hAnsi="Arial" w:cs="Arial"/>
               </w:rPr>
             </w:pPr>
             <w:r>
@@ -613,7 +737,7 @@
         </w:trPr>
         <w:tc>
           <w:tcPr>
-            <w:tcW w:w="851" w:type="dxa"/>
+            <w:tcW w:w="846" w:type="dxa"/>
             <w:vAlign w:val="center"/>
           </w:tcPr>
           <w:p>
@@ -622,13 +746,15 @@
               <w:jc w:val="center"/>
               <w:rPr>
                 <w:rFonts w:ascii="Arial" w:hAnsi="Arial" w:cs="Arial"/>
+                <w:sz w:val="18"/>
+                <w:szCs w:val="18"/>
               </w:rPr>
             </w:pPr>
           </w:p>
         </w:tc>
         <w:tc>
           <w:tcPr>
-            <w:tcW w:w="2977" w:type="dxa"/>
+            <w:tcW w:w="2551" w:type="dxa"/>
             <w:vAlign w:val="center"/>
           </w:tcPr>
           <w:p>
@@ -637,13 +763,15 @@
               <w:jc w:val="center"/>
               <w:rPr>
                 <w:rFonts w:ascii="Arial" w:hAnsi="Arial" w:cs="Arial"/>
+                <w:sz w:val="18"/>
+                <w:szCs w:val="18"/>
               </w:rPr>
             </w:pPr>
           </w:p>
         </w:tc>
         <w:tc>
           <w:tcPr>
-            <w:tcW w:w="2793" w:type="dxa"/>
+            <w:tcW w:w="1560" w:type="dxa"/>
             <w:vAlign w:val="center"/>
           </w:tcPr>
           <w:p>
@@ -652,21 +780,24 @@
               <w:jc w:val="center"/>
               <w:rPr>
                 <w:rFonts w:ascii="Arial" w:hAnsi="Arial" w:cs="Arial"/>
+                <w:sz w:val="18"/>
+                <w:szCs w:val="18"/>
               </w:rPr>
             </w:pPr>
           </w:p>
         </w:tc>
         <w:tc>
           <w:tcPr>
-            <w:tcW w:w="3302" w:type="dxa"/>
+            <w:tcW w:w="4981" w:type="dxa"/>
             <w:vAlign w:val="center"/>
           </w:tcPr>
           <w:p>
             <w:pPr>
               <w:spacing w:after="0" w:line="240" w:lineRule="auto"/>
-              <w:jc w:val="center"/>
               <w:rPr>
                 <w:rFonts w:ascii="Arial" w:hAnsi="Arial" w:cs="Arial"/>
+                <w:sz w:val="18"/>
+                <w:szCs w:val="18"/>
               </w:rPr>
             </w:pPr>
           </w:p>
@@ -682,13 +813,31 @@
               <w:jc w:val="center"/>
               <w:rPr>
                 <w:rFonts w:ascii="Arial" w:hAnsi="Arial" w:cs="Arial"/>
+                <w:sz w:val="18"/>
+                <w:szCs w:val="18"/>
               </w:rPr>
             </w:pPr>
           </w:p>
         </w:tc>
         <w:tc>
           <w:tcPr>
-            <w:tcW w:w="2709" w:type="dxa"/>
+            <w:tcW w:w="2836" w:type="dxa"/>
+            <w:vAlign w:val="center"/>
+          </w:tcPr>
+          <w:p>
+            <w:pPr>
+              <w:spacing w:after="0" w:line="240" w:lineRule="auto"/>
+              <w:rPr>
+                <w:rFonts w:ascii="Arial" w:hAnsi="Arial" w:cs="Arial"/>
+                <w:sz w:val="18"/>
+                <w:szCs w:val="18"/>
+              </w:rPr>
+            </w:pPr>
+          </w:p>
+        </w:tc>
+        <w:tc>
+          <w:tcPr>
+            <w:tcW w:w="1579" w:type="dxa"/>
             <w:vAlign w:val="center"/>
           </w:tcPr>
           <w:p>
@@ -697,21 +846,8 @@
               <w:jc w:val="center"/>
               <w:rPr>
                 <w:rFonts w:ascii="Arial" w:hAnsi="Arial" w:cs="Arial"/>
-              </w:rPr>
-            </w:pPr>
-          </w:p>
-        </w:tc>
-        <w:tc>
-          <w:tcPr>
-            <w:tcW w:w="1706" w:type="dxa"/>
-            <w:vAlign w:val="center"/>
-          </w:tcPr>
-          <w:p>
-            <w:pPr>
-              <w:spacing w:after="0" w:line="240" w:lineRule="auto"/>
-              <w:jc w:val="center"/>
-              <w:rPr>
-                <w:rFonts w:ascii="Arial" w:hAnsi="Arial" w:cs="Arial"/>
+                <w:sz w:val="18"/>
+                <w:szCs w:val="18"/>
               </w:rPr>
             </w:pPr>
           </w:p>
@@ -721,52 +857,7 @@
     <w:p>
       <w:pPr>
         <w:rPr>
-          <w:rFonts w:ascii="Arial" w:hAnsi="Arial" w:cs="Arial"/>
-          <w:sz w:val="20"/>
-          <w:szCs w:val="20"/>
-        </w:rPr>
-      </w:pPr>
-    </w:p>
-    <w:p>
-      <w:pPr>
-        <w:rPr>
-          <w:rFonts w:ascii="Arial" w:hAnsi="Arial" w:cs="Arial"/>
-          <w:sz w:val="20"/>
-          <w:szCs w:val="20"/>
-        </w:rPr>
-      </w:pPr>
-    </w:p>
-    <w:p>
-      <w:pPr>
-        <w:rPr>
-          <w:rFonts w:ascii="Arial" w:hAnsi="Arial" w:cs="Arial"/>
-          <w:sz w:val="20"/>
-          <w:szCs w:val="20"/>
-        </w:rPr>
-      </w:pPr>
-    </w:p>
-    <w:p>
-      <w:pPr>
-        <w:rPr>
-          <w:rFonts w:ascii="Arial" w:hAnsi="Arial" w:cs="Arial"/>
-          <w:sz w:val="20"/>
-          <w:szCs w:val="20"/>
-        </w:rPr>
-      </w:pPr>
-    </w:p>
-    <w:p>
-      <w:pPr>
-        <w:rPr>
-          <w:rFonts w:ascii="Arial" w:hAnsi="Arial" w:cs="Arial"/>
-          <w:sz w:val="20"/>
-          <w:szCs w:val="20"/>
-        </w:rPr>
-      </w:pPr>
-    </w:p>
-    <w:p>
-      <w:pPr>
-        <w:rPr>
-          <w:rFonts w:ascii="Arial" w:hAnsi="Arial" w:cs="Arial"/>
+          <w:rFonts w:ascii="Arial" w:hAnsi="Arial" w:cs="Arial" w:hint="eastAsia"/>
           <w:sz w:val="20"/>
           <w:szCs w:val="20"/>
         </w:rPr>

--- a/wwwroot/DocxModel/Checklist.docx
+++ b/wwwroot/DocxModel/Checklist.docx
@@ -11,8 +11,8 @@
         <w:tblLook w:val="04A0" w:firstRow="1" w:lastRow="0" w:firstColumn="1" w:lastColumn="0" w:noHBand="0" w:noVBand="1"/>
       </w:tblPr>
       <w:tblGrid>
-        <w:gridCol w:w="2410"/>
-        <w:gridCol w:w="680"/>
+        <w:gridCol w:w="2552"/>
+        <w:gridCol w:w="538"/>
         <w:gridCol w:w="3090"/>
         <w:gridCol w:w="3090"/>
         <w:gridCol w:w="2779"/>
@@ -25,13 +25,12 @@
         </w:trPr>
         <w:tc>
           <w:tcPr>
-            <w:tcW w:w="2410" w:type="dxa"/>
+            <w:tcW w:w="2552" w:type="dxa"/>
             <w:vAlign w:val="center"/>
           </w:tcPr>
           <w:p>
             <w:pPr>
               <w:pStyle w:val="aa"/>
-              <w:jc w:val="right"/>
               <w:rPr>
                 <w:rFonts w:ascii="Arial" w:eastAsia="黑体" w:hAnsi="Arial" w:cs="Arial"/>
                 <w:sz w:val="20"/>
@@ -58,7 +57,7 @@
         </w:tc>
         <w:tc>
           <w:tcPr>
-            <w:tcW w:w="13041" w:type="dxa"/>
+            <w:tcW w:w="12899" w:type="dxa"/>
             <w:gridSpan w:val="5"/>
           </w:tcPr>
           <w:p>
@@ -421,124 +420,6 @@
           </w:p>
         </w:tc>
       </w:tr>
-      <w:tr>
-        <w:trPr>
-          <w:trHeight w:val="191"/>
-          <w:jc w:val="center"/>
-        </w:trPr>
-        <w:tc>
-          <w:tcPr>
-            <w:tcW w:w="2410" w:type="dxa"/>
-          </w:tcPr>
-          <w:p>
-            <w:pPr>
-              <w:spacing w:after="0" w:line="240" w:lineRule="auto"/>
-              <w:rPr>
-                <w:rFonts w:ascii="Arial" w:eastAsia="黑体" w:hAnsi="Arial" w:cs="Arial"/>
-                <w:color w:val="538135" w:themeColor="accent6" w:themeShade="BF"/>
-                <w:sz w:val="20"/>
-                <w:szCs w:val="20"/>
-              </w:rPr>
-            </w:pPr>
-            <w:r>
-              <w:rPr>
-                <w:rFonts w:ascii="Arial" w:eastAsia="黑体" w:hAnsi="Arial" w:cs="Arial" w:hint="eastAsia"/>
-                <w:color w:val="538135" w:themeColor="accent6" w:themeShade="BF"/>
-                <w:sz w:val="20"/>
-                <w:szCs w:val="20"/>
-              </w:rPr>
-              <w:t>Sample</w:t>
-            </w:r>
-          </w:p>
-        </w:tc>
-        <w:tc>
-          <w:tcPr>
-            <w:tcW w:w="9639" w:type="dxa"/>
-            <w:gridSpan w:val="4"/>
-          </w:tcPr>
-          <w:p>
-            <w:pPr>
-              <w:spacing w:after="0" w:line="240" w:lineRule="auto"/>
-              <w:rPr>
-                <w:rFonts w:ascii="Arial" w:eastAsia="黑体" w:hAnsi="Arial" w:cs="Arial"/>
-                <w:sz w:val="20"/>
-                <w:szCs w:val="20"/>
-              </w:rPr>
-            </w:pPr>
-          </w:p>
-        </w:tc>
-        <w:tc>
-          <w:tcPr>
-            <w:tcW w:w="3402" w:type="dxa"/>
-            <w:vMerge w:val="restart"/>
-          </w:tcPr>
-          <w:p>
-            <w:pPr>
-              <w:spacing w:after="0" w:line="240" w:lineRule="auto"/>
-              <w:jc w:val="center"/>
-              <w:rPr>
-                <w:rFonts w:ascii="Arial" w:eastAsia="黑体" w:hAnsi="Arial" w:cs="Arial"/>
-                <w:sz w:val="13"/>
-                <w:szCs w:val="13"/>
-              </w:rPr>
-            </w:pPr>
-          </w:p>
-        </w:tc>
-      </w:tr>
-      <w:tr>
-        <w:trPr>
-          <w:trHeight w:val="138"/>
-          <w:jc w:val="center"/>
-        </w:trPr>
-        <w:tc>
-          <w:tcPr>
-            <w:tcW w:w="2410" w:type="dxa"/>
-          </w:tcPr>
-          <w:p>
-            <w:pPr>
-              <w:spacing w:after="0" w:line="240" w:lineRule="auto"/>
-              <w:jc w:val="center"/>
-              <w:rPr>
-                <w:rFonts w:ascii="Arial" w:eastAsia="黑体" w:hAnsi="Arial" w:cs="Arial"/>
-                <w:sz w:val="20"/>
-                <w:szCs w:val="20"/>
-              </w:rPr>
-            </w:pPr>
-          </w:p>
-        </w:tc>
-        <w:tc>
-          <w:tcPr>
-            <w:tcW w:w="9639" w:type="dxa"/>
-            <w:gridSpan w:val="4"/>
-          </w:tcPr>
-          <w:p>
-            <w:pPr>
-              <w:spacing w:after="0" w:line="240" w:lineRule="auto"/>
-              <w:rPr>
-                <w:rFonts w:ascii="Arial" w:eastAsia="黑体" w:hAnsi="Arial" w:cs="Arial"/>
-                <w:sz w:val="20"/>
-                <w:szCs w:val="20"/>
-              </w:rPr>
-            </w:pPr>
-          </w:p>
-        </w:tc>
-        <w:tc>
-          <w:tcPr>
-            <w:tcW w:w="3402" w:type="dxa"/>
-            <w:vMerge/>
-          </w:tcPr>
-          <w:p>
-            <w:pPr>
-              <w:spacing w:after="0" w:line="240" w:lineRule="auto"/>
-              <w:rPr>
-                <w:rFonts w:ascii="Arial" w:eastAsia="黑体" w:hAnsi="Arial" w:cs="Arial"/>
-                <w:sz w:val="20"/>
-                <w:szCs w:val="20"/>
-              </w:rPr>
-            </w:pPr>
-          </w:p>
-        </w:tc>
-      </w:tr>
     </w:tbl>
     <w:p>
       <w:pPr>
@@ -857,7 +738,7 @@
     <w:p>
       <w:pPr>
         <w:rPr>
-          <w:rFonts w:ascii="Arial" w:hAnsi="Arial" w:cs="Arial" w:hint="eastAsia"/>
+          <w:rFonts w:ascii="Arial" w:hAnsi="Arial" w:cs="Arial"/>
           <w:sz w:val="20"/>
           <w:szCs w:val="20"/>
         </w:rPr>

--- a/wwwroot/DocxModel/Checklist.docx
+++ b/wwwroot/DocxModel/Checklist.docx
@@ -59,6 +59,7 @@
           <w:tcPr>
             <w:tcW w:w="12899" w:type="dxa"/>
             <w:gridSpan w:val="5"/>
+            <w:vAlign w:val="center"/>
           </w:tcPr>
           <w:p>
             <w:pPr>
@@ -438,8 +439,8 @@
     </w:p>
     <w:tbl>
       <w:tblPr>
-        <w:tblpPr w:leftFromText="180" w:rightFromText="180" w:vertAnchor="text" w:horzAnchor="margin" w:tblpX="-15" w:tblpY="36"/>
         <w:tblW w:w="15466" w:type="dxa"/>
+        <w:jc w:val="center"/>
         <w:tblBorders>
           <w:top w:val="single" w:sz="4" w:space="0" w:color="auto"/>
           <w:left w:val="single" w:sz="4" w:space="0" w:color="auto"/>
@@ -453,9 +454,9 @@
       </w:tblPr>
       <w:tblGrid>
         <w:gridCol w:w="846"/>
-        <w:gridCol w:w="2551"/>
-        <w:gridCol w:w="1560"/>
-        <w:gridCol w:w="4981"/>
+        <w:gridCol w:w="2693"/>
+        <w:gridCol w:w="2410"/>
+        <w:gridCol w:w="3989"/>
         <w:gridCol w:w="1113"/>
         <w:gridCol w:w="2836"/>
         <w:gridCol w:w="1579"/>
@@ -463,6 +464,7 @@
       <w:tr>
         <w:trPr>
           <w:trHeight w:val="81"/>
+          <w:jc w:val="center"/>
         </w:trPr>
         <w:tc>
           <w:tcPr>
@@ -487,7 +489,7 @@
         </w:tc>
         <w:tc>
           <w:tcPr>
-            <w:tcW w:w="2551" w:type="dxa"/>
+            <w:tcW w:w="2693" w:type="dxa"/>
             <w:vAlign w:val="center"/>
           </w:tcPr>
           <w:p>
@@ -508,7 +510,7 @@
         </w:tc>
         <w:tc>
           <w:tcPr>
-            <w:tcW w:w="1560" w:type="dxa"/>
+            <w:tcW w:w="2410" w:type="dxa"/>
             <w:vAlign w:val="center"/>
           </w:tcPr>
           <w:p>
@@ -529,7 +531,7 @@
         </w:tc>
         <w:tc>
           <w:tcPr>
-            <w:tcW w:w="4981" w:type="dxa"/>
+            <w:tcW w:w="3989" w:type="dxa"/>
             <w:vAlign w:val="center"/>
           </w:tcPr>
           <w:p>
@@ -615,6 +617,7 @@
       <w:tr>
         <w:trPr>
           <w:trHeight w:val="81"/>
+          <w:jc w:val="center"/>
         </w:trPr>
         <w:tc>
           <w:tcPr>
@@ -635,7 +638,7 @@
         </w:tc>
         <w:tc>
           <w:tcPr>
-            <w:tcW w:w="2551" w:type="dxa"/>
+            <w:tcW w:w="2693" w:type="dxa"/>
             <w:vAlign w:val="center"/>
           </w:tcPr>
           <w:p>
@@ -652,7 +655,7 @@
         </w:tc>
         <w:tc>
           <w:tcPr>
-            <w:tcW w:w="1560" w:type="dxa"/>
+            <w:tcW w:w="2410" w:type="dxa"/>
             <w:vAlign w:val="center"/>
           </w:tcPr>
           <w:p>
@@ -669,7 +672,7 @@
         </w:tc>
         <w:tc>
           <w:tcPr>
-            <w:tcW w:w="4981" w:type="dxa"/>
+            <w:tcW w:w="3989" w:type="dxa"/>
             <w:vAlign w:val="center"/>
           </w:tcPr>
           <w:p>
@@ -735,24 +738,6 @@
         </w:tc>
       </w:tr>
     </w:tbl>
-    <w:p>
-      <w:pPr>
-        <w:rPr>
-          <w:rFonts w:ascii="Arial" w:hAnsi="Arial" w:cs="Arial"/>
-          <w:sz w:val="20"/>
-          <w:szCs w:val="20"/>
-        </w:rPr>
-      </w:pPr>
-    </w:p>
-    <w:p>
-      <w:pPr>
-        <w:rPr>
-          <w:rFonts w:ascii="Arial" w:hAnsi="Arial" w:cs="Arial"/>
-          <w:sz w:val="20"/>
-          <w:szCs w:val="20"/>
-        </w:rPr>
-      </w:pPr>
-    </w:p>
     <w:p>
       <w:pPr>
         <w:rPr>
